--- a/docs/Task2-Discussion.docx
+++ b/docs/Task2-Discussion.docx
@@ -14,7 +14,7 @@
           <w:sz w:val="36"/>
           <w:szCs w:val="36"/>
         </w:rPr>
-        <w:t xml:space="preserve">Task 2 – Discussion</w:t>
+        <w:t xml:space="preserve">Task 2 – Discussion (50%)</w:t>
       </w:r>
     </w:p>
     <w:p>
@@ -29,7 +29,7 @@
         <w:t xml:space="preserve">Prompt: </w:t>
       </w:r>
       <w:r>
-        <w:t xml:space="preserve">SPA (client-side framework + server-side API) vs traditional web development, with references to cheese</w:t>
+        <w:t xml:space="preserve">SPA + server-side API vs traditional web development (include references to cheese)</w:t>
       </w:r>
     </w:p>
     <w:p>
@@ -41,10 +41,10 @@
           <w:b/>
           <w:bCs/>
         </w:rPr>
-        <w:t xml:space="preserve">Application context: </w:t>
-      </w:r>
-      <w:r>
-        <w:t xml:space="preserve">Taskflow: Next.js SPA + Laravel API</w:t>
+        <w:t xml:space="preserve">Application: </w:t>
+      </w:r>
+      <w:r>
+        <w:t xml:space="preserve">Taskflow (Next.js SPA + Laravel API)</w:t>
       </w:r>
     </w:p>
     <w:p>
@@ -76,82 +76,99 @@
         <w:spacing w:after="180" w:before="0"/>
       </w:pPr>
       <w:r>
-        <w:t xml:space="preserve">This discussion compares developing a single page application (SPA) backed by a server-side API with a more traditional “multi-page” web methodology where the server renders HTML per request. The comparison is grounded in the experience of building Taskflow, a personal task manager that uses a Next.js/React client for the dashboard and a Laravel API for authentication, categories, and tasks. The core argument is that the SPA+API approach provides strong separation of concerns and rich interaction patterns, but it shifts complexity into client state, testing strategy, and deployment coordination.</w:t>
-      </w:r>
-    </w:p>
-    <w:p>
-      <w:pPr>
-        <w:pStyle w:val="Heading1"/>
-        <w:spacing w:after="120" w:before="240"/>
-      </w:pPr>
-      <w:r>
-        <w:t xml:space="preserve">Architecture and separation of concerns</w:t>
-      </w:r>
-    </w:p>
-    <w:p>
-      <w:pPr>
-        <w:spacing w:after="180" w:before="0"/>
-      </w:pPr>
-      <w:r>
-        <w:t xml:space="preserve">In a traditional methodology, the server typically owns routing, HTML rendering, and often form submissions. This can simplify initial development because there is a single runtime and a single rendering path: request comes in, controller prepares data, template renders HTML, browser navigates. In contrast, an SPA+API architecture explicitly splits responsibilities. The client owns UI state, navigation, and view composition; the server provides data and enforces domain rules via an API. This separation matches the REST constraints described by Fielding (2000): clients and servers evolve independently as long as the interface remains stable.</w:t>
-      </w:r>
-    </w:p>
-    <w:p>
-      <w:pPr>
-        <w:spacing w:after="180" w:before="0"/>
-      </w:pPr>
-      <w:r>
-        <w:t xml:space="preserve">In Taskflow, this separation was visible in practice. The Next.js dashboard composes views such as Today, This week, Completed, and Categories, while the Laravel API is the single source of truth for task status and due dates. The benefit is that UI changes (layout, filtering, new pages) can be delivered without rewriting server templates. The cost is that the client must handle more logic (loading, error states, optimistic updates) that would otherwise be handled implicitly by full page reloads.</w:t>
-      </w:r>
-    </w:p>
-    <w:p>
-      <w:pPr>
-        <w:pStyle w:val="Heading1"/>
-        <w:spacing w:after="120" w:before="240"/>
-      </w:pPr>
-      <w:r>
-        <w:t xml:space="preserve">User experience and interaction design</w:t>
-      </w:r>
-    </w:p>
-    <w:p>
-      <w:pPr>
-        <w:spacing w:after="180" w:before="0"/>
-      </w:pPr>
-      <w:r>
-        <w:t xml:space="preserve">SPAs are commonly chosen to deliver a fluid, application-like experience: navigation without full reloads, partial updates, and richer interactions. For Taskflow, this mattered when marking a task complete: the UI can update immediately and refresh the list, keeping the user “in flow”. This is consistent with usability principles around responsiveness and feedback (Nielsen, 1994).</w:t>
-      </w:r>
-    </w:p>
-    <w:p>
-      <w:pPr>
-        <w:spacing w:after="180" w:before="0"/>
-      </w:pPr>
-      <w:r>
-        <w:t xml:space="preserve">Traditional server-rendered apps can also be responsive, but the interaction model is often more page-oriented unless enhanced with JavaScript. The difference is not that traditional apps cannot achieve good UX; rather, SPAs make it the default architecture, while traditional apps make it an incremental enhancement.</w:t>
-      </w:r>
-    </w:p>
-    <w:p>
-      <w:pPr>
-        <w:pStyle w:val="Heading1"/>
-        <w:spacing w:after="120" w:before="240"/>
-      </w:pPr>
-      <w:r>
-        <w:t xml:space="preserve">Data flow, state, and complexity</w:t>
-      </w:r>
-    </w:p>
-    <w:p>
-      <w:pPr>
-        <w:spacing w:after="180" w:before="0"/>
-      </w:pPr>
-      <w:r>
-        <w:t xml:space="preserve">A practical difference encountered while building Taskflow was state management. In a server-rendered app, the server can re-derive state on every request (the database is authoritative) and send a fully formed page. In an SPA, the client often maintains multiple layers of state: cached API responses, form state, UI state (modal open/closed), and derived state (filters like “due in next 7 days”). This can increase cognitive load for developers.</w:t>
-      </w:r>
-    </w:p>
-    <w:p>
-      <w:pPr>
-        <w:spacing w:after="180" w:before="0"/>
-      </w:pPr>
-      <w:r>
-        <w:t xml:space="preserve">However, the SPA model can be understood like cheesemaking: milk (raw data) becomes curds and whey (structured API responses) before being aged into a final cheese (user experience). The API constrains and shapes data, while the client refines it into views. Good separation ensures each stage is responsible for a specific transformation, much like different steps in cheese production produce predictable outputs (Kindstedt, 2012; McGee, 2004).</w:t>
+        <w:t xml:space="preserve">This discussion compares developing a single page application (SPA) backed by a server-side API with a traditional methodology where the server renders HTML per request (multi-page applications, or MPA). The comparison is grounded in building the completed Taskflow application: a Next.js/React client that provides the dashboard experience and a Laravel API that manages authentication, categories, and tasks. The SPA+API approach enabled a responsive, app-like user experience and a clean separation of concerns, but it introduced additional complexity in client state, testing strategy, and deployment coordination.</w:t>
+      </w:r>
+    </w:p>
+    <w:p>
+      <w:pPr>
+        <w:pStyle w:val="Heading1"/>
+        <w:spacing w:after="120" w:before="240"/>
+      </w:pPr>
+      <w:r>
+        <w:t xml:space="preserve">Architecture: responsibilities and boundaries</w:t>
+      </w:r>
+    </w:p>
+    <w:p>
+      <w:pPr>
+        <w:spacing w:after="180" w:before="0"/>
+      </w:pPr>
+      <w:r>
+        <w:t xml:space="preserve">Traditional server-rendered approaches concentrate most responsibilities on the server: routing, HTML composition, and often form submission handling. This can be efficient for small projects because there is one “source of truth” for both UI and data, and each navigation naturally refreshes data. In contrast, SPA+API architectures deliberately split responsibilities. The client manages navigation and UI composition, while the server exposes data and domain rules through an API interface.</w:t>
+      </w:r>
+    </w:p>
+    <w:p>
+      <w:pPr>
+        <w:spacing w:after="180" w:before="0"/>
+      </w:pPr>
+      <w:r>
+        <w:t xml:space="preserve">In Taskflow, this split was clear. The Laravel API provides endpoints for task and category CRUD plus a summary endpoint for dashboard counts. The Next.js client consumes these endpoints to render pages such as Today, This week, All tasks, Completed, and Categories. This separation aligns with REST principles (Fielding, 2000): the interface becomes the stable contract that allows client and server to evolve independently.</w:t>
+      </w:r>
+    </w:p>
+    <w:p>
+      <w:pPr>
+        <w:pStyle w:val="Heading1"/>
+        <w:spacing w:after="120" w:before="240"/>
+      </w:pPr>
+      <w:r>
+        <w:t xml:space="preserve">Development workflow: speed vs coordination</w:t>
+      </w:r>
+    </w:p>
+    <w:p>
+      <w:pPr>
+        <w:spacing w:after="180" w:before="0"/>
+      </w:pPr>
+      <w:r>
+        <w:t xml:space="preserve">With server-rendered applications, it is often simpler to implement a feature end-to-end because it lives in one deployment unit. For example, adding a new page can mean adding a route, controller action, and template. The SPA+API workflow tends to require coordination: the API must expose the required capability, and the client must implement the UI and data fetching. This can initially slow development, but it can also improve clarity because the API must be explicit about inputs, outputs, and error cases.</w:t>
+      </w:r>
+    </w:p>
+    <w:p>
+      <w:pPr>
+        <w:pStyle w:val="Heading1"/>
+        <w:spacing w:after="120" w:before="240"/>
+      </w:pPr>
+      <w:r>
+        <w:t xml:space="preserve">User experience (UX) and interaction design</w:t>
+      </w:r>
+    </w:p>
+    <w:p>
+      <w:pPr>
+        <w:spacing w:after="180" w:before="0"/>
+      </w:pPr>
+      <w:r>
+        <w:t xml:space="preserve">SPAs are frequently chosen for richer interaction patterns: navigation without full reloads, immediate feedback on actions, and incremental data loading. In Taskflow, toggling a task complete, editing, or deleting can be done within a single view while keeping context. This aligns with usability principles such as immediate feedback and reduced user disruption (Nielsen, 1994).</w:t>
+      </w:r>
+    </w:p>
+    <w:p>
+      <w:pPr>
+        <w:spacing w:after="180" w:before="0"/>
+      </w:pPr>
+      <w:r>
+        <w:t xml:space="preserve">Traditional server-rendered applications can reach similar UX through progressive enhancement (adding JavaScript behaviour), but SPAs make the application-like interaction model the default. The trade-off is the initial load cost and the need to handle client-side states (loading spinners, error banners, and modals) explicitly.</w:t>
+      </w:r>
+    </w:p>
+    <w:p>
+      <w:pPr>
+        <w:pStyle w:val="Heading1"/>
+        <w:spacing w:after="120" w:before="240"/>
+      </w:pPr>
+      <w:r>
+        <w:t xml:space="preserve">Data flow and state management</w:t>
+      </w:r>
+    </w:p>
+    <w:p>
+      <w:pPr>
+        <w:spacing w:after="180" w:before="0"/>
+      </w:pPr>
+      <w:r>
+        <w:t xml:space="preserve">A key difference is where state lives. In server-rendered apps, the server re-derives state on each request; the browser is mostly a presentation layer. In SPAs, state is shared: the server persists authoritative data, but the client maintains UI state (form inputs, modal visibility, filtered lists) and often cached server responses. This increases complexity but enables more interactive experiences.</w:t>
+      </w:r>
+    </w:p>
+    <w:p>
+      <w:pPr>
+        <w:spacing w:after="180" w:before="0"/>
+      </w:pPr>
+      <w:r>
+        <w:t xml:space="preserve">A helpful analogy is cheesemaking. Milk is transformed step-by-step into curds, then matured into a finished cheese. Similarly, raw data from the database is transformed into API responses, then matured into user-facing views. Each transformation step can add value but also introduces opportunities for faults. The craft is in designing processes that produce consistent outcomes (Kindstedt, 2012; McGee, 2004).</w:t>
       </w:r>
     </w:p>
     <w:p>
@@ -168,107 +185,49 @@
         <w:spacing w:after="180" w:before="0"/>
       </w:pPr>
       <w:r>
-        <w:t xml:space="preserve">In SPA+API systems, the API becomes the primary surface for validation and security. Traditional apps often validate both on the server and, optionally, on the client; but the main boundary is the server-rendered request. With an API, the boundary is explicit and must handle varied clients (web app now, potentially mobile later). This encourages clearer contracts and consistent error responses.</w:t>
-      </w:r>
-    </w:p>
-    <w:p>
-      <w:pPr>
-        <w:spacing w:after="180" w:before="0"/>
-      </w:pPr>
-      <w:r>
-        <w:t xml:space="preserve">Taskflow’s API operations such as create task, update status, and summary endpoints highlight the importance of stable JSON shapes and robust authentication. Security concerns shift toward token/cookie handling, CORS considerations, and careful scoping of data to users (W3C, 2026).</w:t>
-      </w:r>
-    </w:p>
-    <w:p>
-      <w:pPr>
-        <w:pStyle w:val="Heading1"/>
-        <w:spacing w:after="120" w:before="240"/>
-      </w:pPr>
-      <w:r>
-        <w:t xml:space="preserve">Testing strategy</w:t>
-      </w:r>
-    </w:p>
-    <w:p>
-      <w:pPr>
-        <w:spacing w:after="180" w:before="0"/>
-      </w:pPr>
-      <w:r>
-        <w:t xml:space="preserve">Testing differs significantly between the two approaches. Traditional apps can test controller actions and rendered HTML output in one environment. In SPA+API systems, tests are naturally layered: backend tests for API correctness, frontend component tests for rendering and state transitions, and a small number of end‑to‑end tests for integration. This resembles the Swiss cheese model: each layer is imperfect, but together they cover gaps (Reason, 1990).</w:t>
-      </w:r>
-    </w:p>
-    <w:p>
-      <w:pPr>
-        <w:spacing w:after="180" w:before="0"/>
-      </w:pPr>
-      <w:r>
-        <w:t xml:space="preserve">For Taskflow, PHPUnit feature tests are well-suited because they validate the API contract that the SPA depends on. Frontend tests are valuable for deterministic UI logic (e.g., the “This week” filter), while E2E tests validate full user journeys across the boundary. In a traditional app, fewer toolchains might be required, but the trade-off is less independent evolution of client and server.</w:t>
-      </w:r>
-    </w:p>
-    <w:p>
-      <w:pPr>
-        <w:pStyle w:val="Heading1"/>
-        <w:spacing w:after="120" w:before="240"/>
-      </w:pPr>
-      <w:r>
-        <w:t xml:space="preserve">Performance and perceived speed</w:t>
-      </w:r>
-    </w:p>
-    <w:p>
-      <w:pPr>
-        <w:spacing w:after="180" w:before="0"/>
-      </w:pPr>
-      <w:r>
-        <w:t xml:space="preserve">SPAs can offer fast perceived performance after initial load because navigation does not require full document reloads, and data can be fetched incrementally. The downside is the “cold start” cost: JavaScript bundles must download and execute before the app becomes interactive. Traditional server-rendered pages often have a faster first paint because HTML arrives immediately, though subsequent navigations may involve full reloads.</w:t>
-      </w:r>
-    </w:p>
-    <w:p>
-      <w:pPr>
-        <w:spacing w:after="180" w:before="0"/>
-      </w:pPr>
-      <w:r>
-        <w:t xml:space="preserve">In Taskflow, the dashboard can feel snappy once loaded, especially when switching between views like This week and Completed. A careful developer will still manage bundle size, caching, and API efficiency. This is analogous to cheese aging: you can get a quick fresh cheese (traditional page render) or invest time to mature flavours (SPA interactivity) — the payoff depends on context and execution.</w:t>
-      </w:r>
-    </w:p>
-    <w:p>
-      <w:pPr>
-        <w:pStyle w:val="Heading1"/>
-        <w:spacing w:after="120" w:before="240"/>
-      </w:pPr>
-      <w:r>
-        <w:t xml:space="preserve">Deployment and coordination</w:t>
-      </w:r>
-    </w:p>
-    <w:p>
-      <w:pPr>
-        <w:spacing w:after="180" w:before="0"/>
-      </w:pPr>
-      <w:r>
-        <w:t xml:space="preserve">Traditional methodologies often deploy a single artifact (one server application). SPA+API systems frequently deploy two artifacts: a frontend build and an API service. This introduces coordination challenges, versioning concerns, and environment configuration (e.g., API base URL, cookies, and rewrites). Practices from continuous delivery help manage this complexity by automating builds, tests, and deployments (Humble and Farley, 2010).</w:t>
-      </w:r>
-    </w:p>
-    <w:p>
-      <w:pPr>
-        <w:pStyle w:val="Heading1"/>
-        <w:spacing w:after="120" w:before="240"/>
-      </w:pPr>
-      <w:r>
-        <w:t xml:space="preserve">Maintainability and evolution</w:t>
-      </w:r>
-    </w:p>
-    <w:p>
-      <w:pPr>
-        <w:spacing w:after="180" w:before="0"/>
-      </w:pPr>
-      <w:r>
-        <w:t xml:space="preserve">A major advantage of SPA+API is long-term maintainability through modular boundaries. Taskflow’s new views (This week, All tasks, Completed) could be added as new pages without changing the server, because the API already exposes tasks and updates. This encourages iterative UI design. Traditional apps can also evolve well, but UI experimentation may require deeper changes to templates, controllers, and server routes.</w:t>
-      </w:r>
-    </w:p>
-    <w:p>
-      <w:pPr>
-        <w:spacing w:after="180" w:before="0"/>
-      </w:pPr>
-      <w:r>
-        <w:t xml:space="preserve">A playful but useful cheese reference is that architecture choices influence how easily you can extend the “menu”. A complicated, sprawling UI can become like an overstuffed cheeseboard: impressive but overwhelming. Clear navigation and focused views are like a curated selection — fewer items, better pairing, and easier decision-making for the user.</w:t>
+        <w:t xml:space="preserve">With an SPA+API architecture, the API boundary becomes central. Validation must be robust because the API may be consumed by different clients. Security concerns often include session/cookie handling, cross-origin constraints, and strict access control to prevent data leakage between users (W3C, 2026). Taskflow’s category and task operations demonstrate why owner-scoped queries and server-side validation are essential.</w:t>
+      </w:r>
+    </w:p>
+    <w:p>
+      <w:pPr>
+        <w:pStyle w:val="Heading1"/>
+        <w:spacing w:after="120" w:before="240"/>
+      </w:pPr>
+      <w:r>
+        <w:t xml:space="preserve">Testing strategy and quality assurance (with cheese references)</w:t>
+      </w:r>
+    </w:p>
+    <w:p>
+      <w:pPr>
+        <w:spacing w:after="180" w:before="0"/>
+      </w:pPr>
+      <w:r>
+        <w:t xml:space="preserve">Testing strategy also changes. Traditional apps can test server routes and rendered views together, while SPA+API systems benefit from layered tests: API tests (server correctness), UI/component tests (client rendering and state transitions), and a small number of end-to-end tests (integration). This resembles the Swiss cheese model (Reason, 1990): each layer has gaps, but combined layers reduce the probability of defects reaching production.</w:t>
+      </w:r>
+    </w:p>
+    <w:p>
+      <w:pPr>
+        <w:spacing w:after="180" w:before="0"/>
+      </w:pPr>
+      <w:r>
+        <w:t xml:space="preserve">In Taskflow, backend feature tests provide confidence in the API contract. Postman testing supports realistic contract verification by inspecting request payloads and response bodies directly. Together, these layers are like tasting and quality checks during cheese production: no single check is perfect, but repeated checks reduce the likelihood of a spoiled batch making it to the table.</w:t>
+      </w:r>
+    </w:p>
+    <w:p>
+      <w:pPr>
+        <w:pStyle w:val="Heading1"/>
+        <w:spacing w:after="120" w:before="240"/>
+      </w:pPr>
+      <w:r>
+        <w:t xml:space="preserve">Performance and deployment</w:t>
+      </w:r>
+    </w:p>
+    <w:p>
+      <w:pPr>
+        <w:spacing w:after="180" w:before="0"/>
+      </w:pPr>
+      <w:r>
+        <w:t xml:space="preserve">SPAs can offer fast perceived navigation once loaded, but they often pay a higher initial cost for JavaScript download and execution. Server-rendered pages may deliver content quickly at first paint but reload more often across navigations. Deployment also differs: SPA+API solutions commonly deploy frontend and backend separately, which introduces configuration and versioning considerations. Continuous delivery practices help manage this (Humble and Farley, 2010).</w:t>
       </w:r>
     </w:p>
     <w:p>
@@ -285,7 +244,7 @@
         <w:spacing w:after="180" w:before="0"/>
       </w:pPr>
       <w:r>
-        <w:t xml:space="preserve">Developing Taskflow as an SPA backed by a Laravel API delivered strong UI flexibility, a modern interaction model, and clear separation between presentation and domain logic. The approach required extra attention to client state, error handling, and testing across layers, as well as deployment coordination between frontend and backend. Compared with traditional server-rendered methodologies, SPA+API development trades initial simplicity for long-term modularity and rich interactivity. Like cheese, good results come from choosing an appropriate process, layering quality controls, and accepting that different techniques fit different tastes and contexts.</w:t>
+        <w:t xml:space="preserve">Overall, developing Taskflow as an SPA with a Laravel API enabled a modern, responsive interface and a clean contract between UI and domain logic. Compared with traditional server-rendered development, it introduced more moving parts—client-side state, multi-layer testing, and deployment coordination—but it also improved modularity and flexibility. Like cheese, the outcome depends on selecting an appropriate process and applying layered quality controls: a well-structured method yields a better final product.</w:t>
       </w:r>
     </w:p>
     <w:p>
@@ -310,6 +269,22 @@
         <w:spacing w:after="80" w:before="0"/>
       </w:pPr>
       <w:r>
+        <w:t xml:space="preserve">Nielsen, J. (1994) Usability Engineering. Morgan Kaufmann.</w:t>
+      </w:r>
+    </w:p>
+    <w:p>
+      <w:pPr>
+        <w:spacing w:after="80" w:before="0"/>
+      </w:pPr>
+      <w:r>
+        <w:t xml:space="preserve">Humble, J. and Farley, D. (2010) Continuous Delivery. Addison-Wesley.</w:t>
+      </w:r>
+    </w:p>
+    <w:p>
+      <w:pPr>
+        <w:spacing w:after="80" w:before="0"/>
+      </w:pPr>
+      <w:r>
         <w:t xml:space="preserve">MDN Web Docs (2026) Single-page applications. Available at: https://developer.mozilla.org/ (Accessed: 1 May 2026).</w:t>
       </w:r>
     </w:p>
@@ -326,22 +301,6 @@
         <w:spacing w:after="80" w:before="0"/>
       </w:pPr>
       <w:r>
-        <w:t xml:space="preserve">Nielsen, J. (1994) Usability Engineering. Morgan Kaufmann.</w:t>
-      </w:r>
-    </w:p>
-    <w:p>
-      <w:pPr>
-        <w:spacing w:after="80" w:before="0"/>
-      </w:pPr>
-      <w:r>
-        <w:t xml:space="preserve">Humble, J. and Farley, D. (2010) Continuous Delivery. Addison-Wesley.</w:t>
-      </w:r>
-    </w:p>
-    <w:p>
-      <w:pPr>
-        <w:spacing w:after="80" w:before="0"/>
-      </w:pPr>
-      <w:r>
         <w:t xml:space="preserve">Reason, J. (1990) Human Error. Cambridge University Press. (Swiss cheese model).</w:t>
       </w:r>
     </w:p>
@@ -358,7 +317,7 @@
         <w:spacing w:after="80" w:before="0"/>
       </w:pPr>
       <w:r>
-        <w:t xml:space="preserve">McGee, H. (2004) On Food and Cooking: The Science and Lore of the Kitchen. Scribner. (Fermentation and process analogies).</w:t>
+        <w:t xml:space="preserve">McGee, H. (2004) On Food and Cooking: The Science and Lore of the Kitchen. Scribner.</w:t>
       </w:r>
     </w:p>
     <w:sectPr>
